--- a/docs/voice-platform/01-feasibility-study.docx
+++ b/docs/voice-platform/01-feasibility-study.docx
@@ -1987,64 +1987,148 @@
         <w:rPr>
           <w:rFonts w:ascii="Nirmala UI" w:hAnsi="Nirmala UI" w:eastAsia="Nirmala UI" w:cs="Nirmala UI"/>
         </w:rPr>
-        <w:t>,</w:t>
+        <w:t>.</w:t>
       </w:r>
     </w:p>
     <w:p>
       <w:pPr>
-        <w:spacing w:after="120"/>
-      </w:pPr>
-      <w:r>
-        <w:rPr>
-          <w:rFonts w:ascii="Nirmala UI" w:hAnsi="Nirmala UI" w:eastAsia="Nirmala UI" w:cs="Nirmala UI"/>
-        </w:rPr>
-        <w:t>which is the real, indirect latency benefit. Expect the honest v1 outcome to be *latency</w:t>
-      </w:r>
-    </w:p>
-    <w:p>
-      <w:pPr>
-        <w:spacing w:after="120"/>
-      </w:pPr>
-      <w:r>
-        <w:rPr>
-          <w:rFonts w:ascii="Nirmala UI" w:hAnsi="Nirmala UI" w:eastAsia="Nirmala UI" w:cs="Nirmala UI"/>
-        </w:rPr>
-        <w:t>parity with more headroom*, not an immediate step change. Introducing a custom brain</w:t>
-      </w:r>
-    </w:p>
-    <w:p>
-      <w:pPr>
-        <w:spacing w:after="120"/>
-      </w:pPr>
-      <w:r>
-        <w:rPr>
-          <w:rFonts w:ascii="Nirmala UI" w:hAnsi="Nirmala UI" w:eastAsia="Nirmala UI" w:cs="Nirmala UI"/>
-        </w:rPr>
-        <w:t xml:space="preserve">service into the request path may temporarily </w:t>
-      </w:r>
+        <w:spacing w:before="120" w:after="120"/>
+        <w:ind w:left="432"/>
+      </w:pPr>
       <w:r>
         <w:rPr>
           <w:rFonts w:ascii="Nirmala UI" w:hAnsi="Nirmala UI" w:eastAsia="Nirmala UI" w:cs="Nirmala UI"/>
           <w:i/>
-        </w:rPr>
-        <w:t>increase</w:t>
+          <w:color w:val="5A5A5A"/>
+        </w:rPr>
+        <w:t xml:space="preserve">### ⚠ REVISED 2026-08-23 — this section's conclusion was wrong  The analysis above is correct; the conclusion drawn from it was not. It originally recommended targeting </w:t>
       </w:r>
       <w:r>
         <w:rPr>
           <w:rFonts w:ascii="Nirmala UI" w:hAnsi="Nirmala UI" w:eastAsia="Nirmala UI" w:cs="Nirmala UI"/>
-        </w:rPr>
-        <w:t xml:space="preserve"> latency; this is anticipated</w:t>
-      </w:r>
-    </w:p>
-    <w:p>
-      <w:pPr>
-        <w:spacing w:after="120"/>
-      </w:pPr>
+          <w:b/>
+          <w:i/>
+          <w:color w:val="5A5A5A"/>
+        </w:rPr>
+        <w:t>latency parity (1.95 s)</w:t>
+      </w:r>
       <w:r>
         <w:rPr>
           <w:rFonts w:ascii="Nirmala UI" w:hAnsi="Nirmala UI" w:eastAsia="Nirmala UI" w:cs="Nirmala UI"/>
-        </w:rPr>
-        <w:t>and mitigated in the SRS as a measurable NFR.</w:t>
+          <w:i/>
+          <w:color w:val="5A5A5A"/>
+        </w:rPr>
+        <w:t xml:space="preserve">, which anchored to the system being replaced rather than to the market. The sponsor rejected that, correctly.  Measured reality on real phone calls: the best commercial platform reaches </w:t>
+      </w:r>
+      <w:r>
+        <w:rPr>
+          <w:rFonts w:ascii="Nirmala UI" w:hAnsi="Nirmala UI" w:eastAsia="Nirmala UI" w:cs="Nirmala UI"/>
+          <w:b/>
+          <w:i/>
+          <w:color w:val="5A5A5A"/>
+        </w:rPr>
+        <w:t>1,296 ms</w:t>
+      </w:r>
+      <w:r>
+        <w:rPr>
+          <w:rFonts w:ascii="Nirmala UI" w:hAnsi="Nirmala UI" w:eastAsia="Nirmala UI" w:cs="Nirmala UI"/>
+          <w:i/>
+          <w:color w:val="5A5A5A"/>
+        </w:rPr>
+        <w:t xml:space="preserve"> caller-experienced, Vapi </w:t>
+      </w:r>
+      <w:r>
+        <w:rPr>
+          <w:rFonts w:ascii="Nirmala UI" w:hAnsi="Nirmala UI" w:eastAsia="Nirmala UI" w:cs="Nirmala UI"/>
+          <w:b/>
+          <w:i/>
+          <w:color w:val="5A5A5A"/>
+        </w:rPr>
+        <w:t>1,558 ms</w:t>
+      </w:r>
+      <w:r>
+        <w:rPr>
+          <w:rFonts w:ascii="Nirmala UI" w:hAnsi="Nirmala UI" w:eastAsia="Nirmala UI" w:cs="Nirmala UI"/>
+          <w:i/>
+          <w:color w:val="5A5A5A"/>
+        </w:rPr>
+        <w:t xml:space="preserve">, and vendor-reported figures run ~490 ms lower because they are measured server-side. The incumbent's 1.95 s is server-side, so the genuine gap is </w:t>
+      </w:r>
+      <w:r>
+        <w:rPr>
+          <w:rFonts w:ascii="Nirmala UI" w:hAnsi="Nirmala UI" w:eastAsia="Nirmala UI" w:cs="Nirmala UI"/>
+          <w:b/>
+          <w:i/>
+          <w:color w:val="5A5A5A"/>
+        </w:rPr>
+        <w:t>~880 ms</w:t>
+      </w:r>
+      <w:r>
+        <w:rPr>
+          <w:rFonts w:ascii="Nirmala UI" w:hAnsi="Nirmala UI" w:eastAsia="Nirmala UI" w:cs="Nirmala UI"/>
+          <w:i/>
+          <w:color w:val="5A5A5A"/>
+        </w:rPr>
+        <w:t xml:space="preserve">, and it decomposes into three decisions the platform owns:  | Decision | Recoverable | |---|---| | When to stop listening (turn detection) | 550 ms | | Which model reasons | 400 ms | | Where components run, and how output streams | 340 ms |  </w:t>
+      </w:r>
+      <w:r>
+        <w:rPr>
+          <w:rFonts w:ascii="Nirmala UI" w:hAnsi="Nirmala UI" w:eastAsia="Nirmala UI" w:cs="Nirmala UI"/>
+          <w:b/>
+          <w:i/>
+          <w:color w:val="5A5A5A"/>
+        </w:rPr>
+        <w:t>Revised target: server-side p50 ≤ 800 ms</w:t>
+      </w:r>
+      <w:r>
+        <w:rPr>
+          <w:rFonts w:ascii="Nirmala UI" w:hAnsi="Nirmala UI" w:eastAsia="Nirmala UI" w:cs="Nirmala UI"/>
+          <w:i/>
+          <w:color w:val="5A5A5A"/>
+        </w:rPr>
+        <w:t xml:space="preserve"> (≈1,300 ms caller-experienced), which would lead the benchmarked field. The orchestrator is not slow — but </w:t>
+      </w:r>
+      <w:r>
+        <w:rPr>
+          <w:rFonts w:ascii="Nirmala UI" w:hAnsi="Nirmala UI" w:eastAsia="Nirmala UI" w:cs="Nirmala UI"/>
+          <w:i/>
+          <w:color w:val="5A5A5A"/>
+        </w:rPr>
+        <w:t>owning</w:t>
+      </w:r>
+      <w:r>
+        <w:rPr>
+          <w:rFonts w:ascii="Nirmala UI" w:hAnsi="Nirmala UI" w:eastAsia="Nirmala UI" w:cs="Nirmala UI"/>
+          <w:i/>
+          <w:color w:val="5A5A5A"/>
+        </w:rPr>
+        <w:t xml:space="preserve"> it is what makes those three component decisions yours. Latency therefore belongs on the justification list after all.  The blocker is that LiveKit's turn detector covers 14 languages including Hindi but </w:t>
+      </w:r>
+      <w:r>
+        <w:rPr>
+          <w:rFonts w:ascii="Nirmala UI" w:hAnsi="Nirmala UI" w:eastAsia="Nirmala UI" w:cs="Nirmala UI"/>
+          <w:b/>
+          <w:i/>
+          <w:color w:val="5A5A5A"/>
+        </w:rPr>
+        <w:t>not Telugu</w:t>
+      </w:r>
+      <w:r>
+        <w:rPr>
+          <w:rFonts w:ascii="Nirmala UI" w:hAnsi="Nirmala UI" w:eastAsia="Nirmala UI" w:cs="Nirmala UI"/>
+          <w:i/>
+          <w:color w:val="5A5A5A"/>
+        </w:rPr>
+        <w:t xml:space="preserve">, and silence-based endpointing cannot safely go below ~0.6 s. A Telugu turn-detection model is consequently required, not optional.  </w:t>
+      </w:r>
+      <w:r>
+        <w:rPr>
+          <w:rFonts w:ascii="Nirmala UI" w:hAnsi="Nirmala UI" w:eastAsia="Nirmala UI" w:cs="Nirmala UI"/>
+          <w:b/>
+          <w:i/>
+          <w:color w:val="5A5A5A"/>
+        </w:rPr>
+        <w:t>Full analysis, latency budget, workstream and risks: LAT-001.</w:t>
       </w:r>
     </w:p>
     <w:p>
@@ -9048,8 +9132,15 @@
       <w:r>
         <w:rPr>
           <w:rFonts w:ascii="Nirmala UI" w:hAnsi="Nirmala UI" w:eastAsia="Nirmala UI" w:cs="Nirmala UI"/>
-        </w:rPr>
-        <w:t>The latency argument does not survive measurement and must be abandoned as a</w:t>
+          <w:b/>
+        </w:rPr>
+        <w:t>Revised 2026-08-23.</w:t>
+      </w:r>
+      <w:r>
+        <w:rPr>
+          <w:rFonts w:ascii="Nirmala UI" w:hAnsi="Nirmala UI" w:eastAsia="Nirmala UI" w:cs="Nirmala UI"/>
+        </w:rPr>
+        <w:t xml:space="preserve"> The latency argument survives measurement after all — but not in</w:t>
       </w:r>
     </w:p>
     <w:p>
@@ -9060,7 +9151,7 @@
         <w:rPr>
           <w:rFonts w:ascii="Nirmala UI" w:hAnsi="Nirmala UI" w:eastAsia="Nirmala UI" w:cs="Nirmala UI"/>
         </w:rPr>
-        <w:t>justification; retaining it would set an expectation the project cannot meet, since v1</w:t>
+        <w:t>its original form. The orchestrator is not the bottleneck; the *component decisions the</w:t>
       </w:r>
     </w:p>
     <w:p>
@@ -9071,20 +9162,7 @@
         <w:rPr>
           <w:rFonts w:ascii="Nirmala UI" w:hAnsi="Nirmala UI" w:eastAsia="Nirmala UI" w:cs="Nirmala UI"/>
         </w:rPr>
-        <w:t xml:space="preserve">should be expected to reach latency </w:t>
-      </w:r>
-      <w:r>
-        <w:rPr>
-          <w:rFonts w:ascii="Nirmala UI" w:hAnsi="Nirmala UI" w:eastAsia="Nirmala UI" w:cs="Nirmala UI"/>
-          <w:i/>
-        </w:rPr>
-        <w:t>parity</w:t>
-      </w:r>
-      <w:r>
-        <w:rPr>
-          <w:rFonts w:ascii="Nirmala UI" w:hAnsi="Nirmala UI" w:eastAsia="Nirmala UI" w:cs="Nirmala UI"/>
-        </w:rPr>
-        <w:t>, not improvement.</w:t>
+        <w:t>orchestrator owns* are. Measured against the market rather than against the incumbent,</w:t>
       </w:r>
     </w:p>
     <w:p>
@@ -9095,11 +9173,33 @@
         <w:rPr>
           <w:rFonts w:ascii="Nirmala UI" w:hAnsi="Nirmala UI" w:eastAsia="Nirmala UI" w:cs="Nirmala UI"/>
         </w:rPr>
-        <w:t>The sound justification is twofold and each part is decisive on its own:</w:t>
+        <w:t>there is ~880 ms of recoverable server-side latency, and a target of **≤800 ms</w:t>
       </w:r>
     </w:p>
     <w:p>
       <w:pPr>
+        <w:spacing w:after="120"/>
+      </w:pPr>
+      <w:r>
+        <w:rPr>
+          <w:rFonts w:ascii="Nirmala UI" w:hAnsi="Nirmala UI" w:eastAsia="Nirmala UI" w:cs="Nirmala UI"/>
+        </w:rPr>
+        <w:t>server-side** would lead every benchmarked commercial platform. See §3.1 and LAT-001.</w:t>
+      </w:r>
+    </w:p>
+    <w:p>
+      <w:pPr>
+        <w:spacing w:after="120"/>
+      </w:pPr>
+      <w:r>
+        <w:rPr>
+          <w:rFonts w:ascii="Nirmala UI" w:hAnsi="Nirmala UI" w:eastAsia="Nirmala UI" w:cs="Nirmala UI"/>
+        </w:rPr>
+        <w:t>The justification is therefore threefold, and each part is decisive on its own:</w:t>
+      </w:r>
+    </w:p>
+    <w:p>
+      <w:pPr>
         <w:pStyle w:val="ListNumber"/>
       </w:pPr>
       <w:r>
@@ -9176,6 +9276,70 @@
           <w:rFonts w:ascii="Nirmala UI" w:hAnsi="Nirmala UI" w:eastAsia="Nirmala UI" w:cs="Nirmala UI"/>
         </w:rPr>
         <w:t>vendor at any price</w:t>
+      </w:r>
+    </w:p>
+    <w:p>
+      <w:pPr>
+        <w:pStyle w:val="ListNumber"/>
+      </w:pPr>
+      <w:r>
+        <w:rPr>
+          <w:rFonts w:ascii="Nirmala UI" w:hAnsi="Nirmala UI" w:eastAsia="Nirmala UI" w:cs="Nirmala UI"/>
+          <w:b/>
+        </w:rPr>
+        <w:t>Latency leadership</w:t>
+      </w:r>
+      <w:r>
+        <w:rPr>
+          <w:rFonts w:ascii="Nirmala UI" w:hAnsi="Nirmala UI" w:eastAsia="Nirmala UI" w:cs="Nirmala UI"/>
+        </w:rPr>
+        <w:t xml:space="preserve"> — choosing the endpointing model, the reasoning model and the</w:t>
+      </w:r>
+    </w:p>
+    <w:p>
+      <w:pPr>
+        <w:spacing w:after="120"/>
+      </w:pPr>
+      <w:r>
+        <w:rPr>
+          <w:rFonts w:ascii="Nirmala UI" w:hAnsi="Nirmala UI" w:eastAsia="Nirmala UI" w:cs="Nirmala UI"/>
+        </w:rPr>
+        <w:t xml:space="preserve">serving region, and training a </w:t>
+      </w:r>
+      <w:r>
+        <w:rPr>
+          <w:rFonts w:ascii="Nirmala UI" w:hAnsi="Nirmala UI" w:eastAsia="Nirmala UI" w:cs="Nirmala UI"/>
+          <w:b/>
+        </w:rPr>
+        <w:t>Telugu turn detector that does not otherwise exist</w:t>
+      </w:r>
+      <w:r>
+        <w:rPr>
+          <w:rFonts w:ascii="Nirmala UI" w:hAnsi="Nirmala UI" w:eastAsia="Nirmala UI" w:cs="Nirmala UI"/>
+        </w:rPr>
+        <w:t>.</w:t>
+      </w:r>
+    </w:p>
+    <w:p>
+      <w:pPr>
+        <w:spacing w:after="120"/>
+      </w:pPr>
+      <w:r>
+        <w:rPr>
+          <w:rFonts w:ascii="Nirmala UI" w:hAnsi="Nirmala UI" w:eastAsia="Nirmala UI" w:cs="Nirmala UI"/>
+        </w:rPr>
+        <w:t>Together these target ≤800 ms server-side, ahead of every benchmarked platform. None</w:t>
+      </w:r>
+    </w:p>
+    <w:p>
+      <w:pPr>
+        <w:spacing w:after="120"/>
+      </w:pPr>
+      <w:r>
+        <w:rPr>
+          <w:rFonts w:ascii="Nirmala UI" w:hAnsi="Nirmala UI" w:eastAsia="Nirmala UI" w:cs="Nirmala UI"/>
+        </w:rPr>
+        <w:t>of these decisions are available on a managed platform.</w:t>
       </w:r>
     </w:p>
     <w:p>
